--- a/tailored/cv_hospitality-business-inc_full-stack-software-developer-remote.docx
+++ b/tailored/cv_hospitality-business-inc_full-stack-software-developer-remote.docx
@@ -7,12 +7,17 @@
         <w:pStyle w:val="Heading1"/>
       </w:pPr>
       <w:r>
-        <w:t>Muzzamil Hassan - Full Stack Developer (MERN / PERN / Next.js - SaaS)</w:t>
+        <w:t>MUZZAMIL HASSAN</w:t>
       </w:r>
     </w:p>
     <w:p>
       <w:r>
-        <w:t>Islamabad, Pakistan | muzzamilhassandev@gmail.com | +923055779207</w:t>
+        <w:t>Full Stack Developer (MERN / PERN / Next.js - SaaS) | Islamabad, Pakistan</w:t>
+      </w:r>
+    </w:p>
+    <w:p>
+      <w:r>
+        <w:t>Email: muzzamilhassandev@gmail.com | Phone: +923055779207 | Portfolio: https://muzzamilhassandev.vercel.app/</w:t>
       </w:r>
     </w:p>
     <w:p>
@@ -20,12 +25,12 @@
         <w:pStyle w:val="Heading2"/>
       </w:pPr>
       <w:r>
-        <w:t>Summary</w:t>
+        <w:t>PROFESSIONAL SUMMARY</w:t>
       </w:r>
     </w:p>
     <w:p>
       <w:r>
-        <w:t>Full Stack Developer architecting and shipping production-grade SaaS products end-to-end on the JavaScript/TypeScript ecosystem. React and Next.js (App Router, Server Components, SSR/ISR), TypeScript, TanStack Query; backend in Node.js, Express.js, NestJS. Strong SQL database depth - PostgreSQL, MySQL, SQLite with Drizzle ORM - alongside MongoDB, Firebase, Supabase, including a pluggable multi-database adapter system in production. Built SaaS platforms, CMS systems, and e-commerce solutions from the ground up: pixel-perfect UIs, scalable REST APIs, cross-database architectures. AI delivery experience with LangChain, LangGraph, and the OpenAI API (RextAI, HireIQ). Focused on roles like Full Stack Software Developer Remote: shipping production features end-to-end with React/Next.js frontends and Node.js/NestJS backends.</w:t>
+        <w:t>Full Stack Developer with expertise in architecting and shipping production-grade SaaS products using modern JavaScript/TypeScript technologies. Proficient in developing and maintaining web applications with React, Next.js, Node.js, and various database systems. Experienced in optimizing applications for maximum speed and scalability, debugging and troubleshooting software issues, and maintaining high code quality standards. Proven ability to work independently and manage multiple tasks effectively in remote environments.</w:t>
       </w:r>
     </w:p>
     <w:p>
@@ -33,7 +38,45 @@
         <w:pStyle w:val="Heading2"/>
       </w:pPr>
       <w:r>
-        <w:t>Skills</w:t>
+        <w:t>TECHNICAL SKILLS</w:t>
+      </w:r>
+    </w:p>
+    <w:p>
+      <w:r>
+        <w:t>**Frontend Development:** HTML5, CSS3, JavaScript (ES6+), TypeScript, React.js, Next.js, Redux Toolkit, TanStack Query, Tailwind CSS</w:t>
+      </w:r>
+    </w:p>
+    <w:p>
+      <w:r>
+        <w:t>**Backend Development:** Node.js, Express.js, NestJS, REST API Design, JWT/OAuth2 Authentication, RBAC</w:t>
+      </w:r>
+    </w:p>
+    <w:p>
+      <w:r>
+        <w:t>**Database Technologies:** PostgreSQL, MySQL, SQLite, MongoDB, Drizzle ORM, Firebase, Supabase</w:t>
+      </w:r>
+    </w:p>
+    <w:p>
+      <w:r>
+        <w:t>**Development Tools:** Git, GitHub, Bitbucket, Docker, Vercel (CI/CD), AWS Amplify</w:t>
+      </w:r>
+    </w:p>
+    <w:p>
+      <w:r>
+        <w:t>**Additional Skills:** Component Architecture, Lazy Loading, Code Splitting, SEO, a11y, Performance Optimization, LangChain, LangGraph, OpenAI API</w:t>
+      </w:r>
+    </w:p>
+    <w:p>
+      <w:pPr>
+        <w:pStyle w:val="Heading2"/>
+      </w:pPr>
+      <w:r>
+        <w:t>PROFESSIONAL EXPERIENCE</w:t>
+      </w:r>
+    </w:p>
+    <w:p>
+      <w:r>
+        <w:t>**Full Stack Developer** | Revnix (fmr. Revnix Technologies) | Jan 2025 - Present</w:t>
       </w:r>
     </w:p>
     <w:p>
@@ -41,7 +84,7 @@
         <w:pStyle w:val="ListBullet"/>
       </w:pPr>
       <w:r>
-        <w:t>Backend: Node.js, Express.js, NestJS, REST API Design, JWT / OAuth2 Authentication, RBAC</w:t>
+        <w:t>Architected and shipped production features for an enterprise headless CMS using Next.js App Router, TypeScript, and TanStack Query</w:t>
       </w:r>
     </w:p>
     <w:p>
@@ -49,39 +92,7 @@
         <w:pStyle w:val="ListBullet"/>
       </w:pPr>
       <w:r>
-        <w:t>Tooling: Git, GitHub, Bitbucket, Figma, JIRA, Stripe API, Google Maps API, S3-compatible storage</w:t>
-      </w:r>
-    </w:p>
-    <w:p>
-      <w:pPr>
-        <w:pStyle w:val="Heading2"/>
-      </w:pPr>
-      <w:r>
-        <w:t>Experience</w:t>
-      </w:r>
-    </w:p>
-    <w:p>
-      <w:pPr>
-        <w:pStyle w:val="Heading3"/>
-      </w:pPr>
-      <w:r>
-        <w:t>Full Stack Developer - Revnix (fmr. Revnix Technologies) (Jan 2025 - Present, On-site)</w:t>
-      </w:r>
-    </w:p>
-    <w:p>
-      <w:pPr>
-        <w:pStyle w:val="ListBullet"/>
-      </w:pPr>
-      <w:r>
-        <w:t>Architected and shipped production features for an enterprise headless CMS (Nextly) using Next.js App Router, TypeScript, and TanStack Query</w:t>
-      </w:r>
-    </w:p>
-    <w:p>
-      <w:pPr>
-        <w:pStyle w:val="ListBullet"/>
-      </w:pPr>
-      <w:r>
-        <w:t>Owned the full authentication and access control layer: JWT-based auth and a flexible RBAC system supporting multiple user roles across client organizations</w:t>
+        <w:t>Owned the full authentication and access control layer: JWT-based auth and a flexible RBAC system</w:t>
       </w:r>
     </w:p>
     <w:p>
@@ -105,7 +116,7 @@
         <w:pStyle w:val="ListBullet"/>
       </w:pPr>
       <w:r>
-        <w:t>Built a fully customizable admin dashboard for collections, media uploads, user roles, and system settings, replacing third-party CMS tooling</w:t>
+        <w:t>Built a fully customizable admin dashboard for collections, media uploads, user roles, and system settings</w:t>
       </w:r>
     </w:p>
     <w:p>
@@ -113,7 +124,7 @@
         <w:pStyle w:val="ListBullet"/>
       </w:pPr>
       <w:r>
-        <w:t>Delivered pixel-perfect, responsive UIs from Figma designs with Tailwind CSS, strict a11y and SEO standards</w:t>
+        <w:t>Delivered pixel-perfect, responsive UIs with Tailwind CSS, strict a11y and SEO standards</w:t>
       </w:r>
     </w:p>
     <w:p>
@@ -121,20 +132,12 @@
         <w:pStyle w:val="Heading2"/>
       </w:pPr>
       <w:r>
-        <w:t>Selected Projects</w:t>
-      </w:r>
-    </w:p>
-    <w:p>
-      <w:pPr>
-        <w:pStyle w:val="Heading3"/>
-      </w:pPr>
-      <w:r>
-        <w:t>Nextly - Enterprise Headless CMS &amp; SaaS Framework (Live)</w:t>
+        <w:t>KEY PROJECTS</w:t>
       </w:r>
     </w:p>
     <w:p>
       <w:r>
-        <w:t>Stack: Next.js, TypeScript, Drizzle ORM, Node.js, TanStack Query, Docker, Monorepo</w:t>
+        <w:t>**Nextly** - Enterprise Headless CMS &amp; SaaS Framework</w:t>
       </w:r>
     </w:p>
     <w:p>
@@ -142,7 +145,7 @@
         <w:pStyle w:val="ListBullet"/>
       </w:pPr>
       <w:r>
-        <w:t>TypeScript-first CMS framework for content-driven products inside Next.js, comparable in scope to Payload CMS or Sanity</w:t>
+        <w:t>TypeScript-first CMS framework for content-driven products using Next.js, Drizzle ORM, and TanStack Query</w:t>
       </w:r>
     </w:p>
     <w:p>
@@ -150,7 +153,7 @@
         <w:pStyle w:val="ListBullet"/>
       </w:pPr>
       <w:r>
-        <w:t>Dual-mode content workflow: code-defined models plus drag-and-drop visual builder with instant preview</w:t>
+        <w:t>Dual-mode content workflow: code-defined models plus drag-and-drop visual builder</w:t>
       </w:r>
     </w:p>
     <w:p>
@@ -163,15 +166,23 @@
     </w:p>
     <w:p>
       <w:pPr>
-        <w:pStyle w:val="Heading3"/>
+        <w:pStyle w:val="ListBullet"/>
       </w:pPr>
       <w:r>
-        <w:t>RextAI - AI-Powered Content Intelligence Platform (Live)</w:t>
+        <w:t>PostgreSQL, MySQL, SQLite via pluggable Drizzle ORM adapters</w:t>
+      </w:r>
+    </w:p>
+    <w:p>
+      <w:pPr>
+        <w:pStyle w:val="ListBullet"/>
+      </w:pPr>
+      <w:r>
+        <w:t>Fully containerized with Docker; CI/CD on Vercel</w:t>
       </w:r>
     </w:p>
     <w:p>
       <w:r>
-        <w:t>Stack: Next.js, React.js, TypeScript, Node.js, LangChain, LangGraph, OpenAI API, Tailwind CSS</w:t>
+        <w:t>**RextAI** - AI-Powered Content Intelligence Platform</w:t>
       </w:r>
     </w:p>
     <w:p>
@@ -187,7 +198,7 @@
         <w:pStyle w:val="ListBullet"/>
       </w:pPr>
       <w:r>
-        <w:t>AI article generation editor with keyword input, E-E-A-T optimization controls, and humanization layer</w:t>
+        <w:t>AI article generation editor with keyword input and E-E-A-T optimization controls</w:t>
       </w:r>
     </w:p>
     <w:p>
@@ -195,20 +206,20 @@
         <w:pStyle w:val="ListBullet"/>
       </w:pPr>
       <w:r>
-        <w:t>One-click CMS auto-publish integrating WordPress, Webflow, and Ghost APIs with OAuth flows</w:t>
+        <w:t>One-click CMS auto-publish integrating WordPress, Webflow, and Ghost APIs</w:t>
       </w:r>
     </w:p>
     <w:p>
       <w:pPr>
-        <w:pStyle w:val="Heading3"/>
+        <w:pStyle w:val="ListBullet"/>
       </w:pPr>
       <w:r>
-        <w:t>HireIQ - AI-Powered Recruitment &amp; Evaluation Platform (Live)</w:t>
+        <w:t>Frontend performance via SSR, caching, lazy loading, code splitting</w:t>
       </w:r>
     </w:p>
     <w:p>
       <w:r>
-        <w:t>Stack: Next.js, React, TypeScript, Node.js, LangChain, LangGraph, OpenAI API, Tailwind CSS</w:t>
+        <w:t>**HireIQ** - AI-Powered Recruitment &amp; Evaluation Platform</w:t>
       </w:r>
     </w:p>
     <w:p>
@@ -221,15 +232,10 @@
     </w:p>
     <w:p>
       <w:pPr>
-        <w:pStyle w:val="Heading3"/>
+        <w:pStyle w:val="ListBullet"/>
       </w:pPr>
       <w:r>
-        <w:t>21Century Equipment - B2B Equipment Management Platform (Live)</w:t>
-      </w:r>
-    </w:p>
-    <w:p>
-      <w:r>
-        <w:t>Stack: Next.js, React, Redux Toolkit, Stripe, Google Maps API</w:t>
+        <w:t>Utilizes LangChain, LangGraph, and OpenAI API for intelligent candidate assessment</w:t>
       </w:r>
     </w:p>
     <w:p>
@@ -237,12 +243,36 @@
         <w:pStyle w:val="Heading2"/>
       </w:pPr>
       <w:r>
-        <w:t>Education</w:t>
+        <w:t>EDUCATION</w:t>
       </w:r>
     </w:p>
     <w:p>
       <w:r>
-        <w:t>BS in Computer Science, University of Haripur (Aug 2020 - Aug 2024)</w:t>
+        <w:t>**BS in Computer Science** | University of Haripur | Aug 2020 - Aug 2024</w:t>
+      </w:r>
+    </w:p>
+    <w:p>
+      <w:pPr>
+        <w:pStyle w:val="ListBullet"/>
+      </w:pPr>
+      <w:r>
+        <w:t>Haripur, Pakistan</w:t>
+      </w:r>
+    </w:p>
+    <w:p>
+      <w:pPr>
+        <w:pStyle w:val="Heading2"/>
+      </w:pPr>
+      <w:r>
+        <w:t>LANGUAGES</w:t>
+      </w:r>
+    </w:p>
+    <w:p>
+      <w:pPr>
+        <w:pStyle w:val="ListBullet"/>
+      </w:pPr>
+      <w:r>
+        <w:t>English, Urdu</w:t>
       </w:r>
     </w:p>
     <w:sectPr>

--- a/tailored/cv_hospitality-business-inc_full-stack-software-developer-remote.docx
+++ b/tailored/cv_hospitality-business-inc_full-stack-software-developer-remote.docx
@@ -7,7 +7,7 @@
         <w:pStyle w:val="Heading1"/>
       </w:pPr>
       <w:r>
-        <w:t>MUZZAMIL HASSAN</w:t>
+        <w:t>Muzzamil Hassan</w:t>
       </w:r>
     </w:p>
     <w:p>
@@ -17,7 +17,17 @@
     </w:p>
     <w:p>
       <w:r>
-        <w:t>Email: muzzamilhassandev@gmail.com | Phone: +923055779207 | Portfolio: https://muzzamilhassandev.vercel.app/</w:t>
+        <w:t>Email: muzzamilhassandev@gmail.com | Phone: +923055779207</w:t>
+      </w:r>
+    </w:p>
+    <w:p>
+      <w:r>
+        <w:t>LinkedIn: https://www.linkedin.com/in/muzzamilhassann/ | GitHub: https://github.com/muzzamilhassan/</w:t>
+      </w:r>
+    </w:p>
+    <w:p>
+      <w:r>
+        <w:t>Portfolio: https://muzzamilhassandev.vercel.app/</w:t>
       </w:r>
     </w:p>
     <w:p>
@@ -25,12 +35,12 @@
         <w:pStyle w:val="Heading2"/>
       </w:pPr>
       <w:r>
-        <w:t>PROFESSIONAL SUMMARY</w:t>
+        <w:t>Professional Summary</w:t>
       </w:r>
     </w:p>
     <w:p>
       <w:r>
-        <w:t>Full Stack Developer with expertise in architecting and shipping production-grade SaaS products using modern JavaScript/TypeScript technologies. Proficient in developing and maintaining web applications with React, Next.js, Node.js, and various database systems. Experienced in optimizing applications for maximum speed and scalability, debugging and troubleshooting software issues, and maintaining high code quality standards. Proven ability to work independently and manage multiple tasks effectively in remote environments.</w:t>
+        <w:t>Full Stack Developer with experience architecting and shipping production-grade SaaS products end-to-end on the JavaScript/TypeScript ecosystem. Proficient in developing and maintaining web applications using modern frameworks, optimizing applications for maximum speed and scalability, and debugging software issues to ensure high-quality performance. Experienced in working independently on multiple projects while maintaining code quality standards.</w:t>
       </w:r>
     </w:p>
     <w:p>
@@ -38,32 +48,151 @@
         <w:pStyle w:val="Heading2"/>
       </w:pPr>
       <w:r>
-        <w:t>TECHNICAL SKILLS</w:t>
+        <w:t>Skills</w:t>
       </w:r>
     </w:p>
     <w:p>
+      <w:pPr>
+        <w:pStyle w:val="Heading3"/>
+      </w:pPr>
       <w:r>
-        <w:t>**Frontend Development:** HTML5, CSS3, JavaScript (ES6+), TypeScript, React.js, Next.js, Redux Toolkit, TanStack Query, Tailwind CSS</w:t>
+        <w:t>Frontend Technologies</w:t>
       </w:r>
     </w:p>
     <w:p>
+      <w:pPr>
+        <w:pStyle w:val="ListBullet"/>
+      </w:pPr>
       <w:r>
-        <w:t>**Backend Development:** Node.js, Express.js, NestJS, REST API Design, JWT/OAuth2 Authentication, RBAC</w:t>
+        <w:t>HTML5, CSS3, JavaScript (ES6+), TypeScript</w:t>
       </w:r>
     </w:p>
     <w:p>
+      <w:pPr>
+        <w:pStyle w:val="ListBullet"/>
+      </w:pPr>
       <w:r>
-        <w:t>**Database Technologies:** PostgreSQL, MySQL, SQLite, MongoDB, Drizzle ORM, Firebase, Supabase</w:t>
+        <w:t>React.js, Next.js, React Native</w:t>
       </w:r>
     </w:p>
     <w:p>
+      <w:pPr>
+        <w:pStyle w:val="ListBullet"/>
+      </w:pPr>
       <w:r>
-        <w:t>**Development Tools:** Git, GitHub, Bitbucket, Docker, Vercel (CI/CD), AWS Amplify</w:t>
+        <w:t>Redux Toolkit, TanStack Query</w:t>
       </w:r>
     </w:p>
     <w:p>
+      <w:pPr>
+        <w:pStyle w:val="ListBullet"/>
+      </w:pPr>
       <w:r>
-        <w:t>**Additional Skills:** Component Architecture, Lazy Loading, Code Splitting, SEO, a11y, Performance Optimization, LangChain, LangGraph, OpenAI API</w:t>
+        <w:t>Tailwind CSS</w:t>
+      </w:r>
+    </w:p>
+    <w:p>
+      <w:pPr>
+        <w:pStyle w:val="Heading3"/>
+      </w:pPr>
+      <w:r>
+        <w:t>Backend Technologies</w:t>
+      </w:r>
+    </w:p>
+    <w:p>
+      <w:pPr>
+        <w:pStyle w:val="ListBullet"/>
+      </w:pPr>
+      <w:r>
+        <w:t>Node.js, Express.js, NestJS</w:t>
+      </w:r>
+    </w:p>
+    <w:p>
+      <w:pPr>
+        <w:pStyle w:val="ListBullet"/>
+      </w:pPr>
+      <w:r>
+        <w:t>REST API Design</w:t>
+      </w:r>
+    </w:p>
+    <w:p>
+      <w:pPr>
+        <w:pStyle w:val="ListBullet"/>
+      </w:pPr>
+      <w:r>
+        <w:t>JWT / OAuth2 Authentication</w:t>
+      </w:r>
+    </w:p>
+    <w:p>
+      <w:pPr>
+        <w:pStyle w:val="ListBullet"/>
+      </w:pPr>
+      <w:r>
+        <w:t>RBAC</w:t>
+      </w:r>
+    </w:p>
+    <w:p>
+      <w:pPr>
+        <w:pStyle w:val="Heading3"/>
+      </w:pPr>
+      <w:r>
+        <w:t>Database Technologies</w:t>
+      </w:r>
+    </w:p>
+    <w:p>
+      <w:pPr>
+        <w:pStyle w:val="ListBullet"/>
+      </w:pPr>
+      <w:r>
+        <w:t>SQL: PostgreSQL, MySQL, SQLite with Drizzle ORM</w:t>
+      </w:r>
+    </w:p>
+    <w:p>
+      <w:pPr>
+        <w:pStyle w:val="ListBullet"/>
+      </w:pPr>
+      <w:r>
+        <w:t>NoSQL: MongoDB, Firebase, Supabase</w:t>
+      </w:r>
+    </w:p>
+    <w:p>
+      <w:pPr>
+        <w:pStyle w:val="Heading3"/>
+      </w:pPr>
+      <w:r>
+        <w:t>Development Tools &amp; Practices</w:t>
+      </w:r>
+    </w:p>
+    <w:p>
+      <w:pPr>
+        <w:pStyle w:val="ListBullet"/>
+      </w:pPr>
+      <w:r>
+        <w:t>Git, GitHub, Bitbucket</w:t>
+      </w:r>
+    </w:p>
+    <w:p>
+      <w:pPr>
+        <w:pStyle w:val="ListBullet"/>
+      </w:pPr>
+      <w:r>
+        <w:t>Component architecture, Lazy Loading, Code Splitting</w:t>
+      </w:r>
+    </w:p>
+    <w:p>
+      <w:pPr>
+        <w:pStyle w:val="ListBullet"/>
+      </w:pPr>
+      <w:r>
+        <w:t>SEO, a11y, Performance Optimization</w:t>
+      </w:r>
+    </w:p>
+    <w:p>
+      <w:pPr>
+        <w:pStyle w:val="ListBullet"/>
+      </w:pPr>
+      <w:r>
+        <w:t>Docker, Vercel (CI/CD, Edge Functions)</w:t>
       </w:r>
     </w:p>
     <w:p>
@@ -71,12 +200,20 @@
         <w:pStyle w:val="Heading2"/>
       </w:pPr>
       <w:r>
-        <w:t>PROFESSIONAL EXPERIENCE</w:t>
+        <w:t>Professional Experience</w:t>
+      </w:r>
+    </w:p>
+    <w:p>
+      <w:pPr>
+        <w:pStyle w:val="Heading3"/>
+      </w:pPr>
+      <w:r>
+        <w:t>Full Stack Developer | Revnix (fmr. Revnix Technologies)</w:t>
       </w:r>
     </w:p>
     <w:p>
       <w:r>
-        <w:t>**Full Stack Developer** | Revnix (fmr. Revnix Technologies) | Jan 2025 - Present</w:t>
+        <w:t>Jan 2025 - Present | On-site</w:t>
       </w:r>
     </w:p>
     <w:p>
@@ -84,7 +221,7 @@
         <w:pStyle w:val="ListBullet"/>
       </w:pPr>
       <w:r>
-        <w:t>Architected and shipped production features for an enterprise headless CMS using Next.js App Router, TypeScript, and TanStack Query</w:t>
+        <w:t>Architected and shipped production features for an enterprise headless CMS (Nextly) using Next.js App Router, TypeScript, and TanStack Query</w:t>
       </w:r>
     </w:p>
     <w:p>
@@ -92,7 +229,7 @@
         <w:pStyle w:val="ListBullet"/>
       </w:pPr>
       <w:r>
-        <w:t>Owned the full authentication and access control layer: JWT-based auth and a flexible RBAC system</w:t>
+        <w:t>Owned the full authentication and access control layer: JWT-based auth and a flexible RBAC system supporting multiple user roles</w:t>
       </w:r>
     </w:p>
     <w:p>
@@ -124,7 +261,7 @@
         <w:pStyle w:val="ListBullet"/>
       </w:pPr>
       <w:r>
-        <w:t>Delivered pixel-perfect, responsive UIs with Tailwind CSS, strict a11y and SEO standards</w:t>
+        <w:t>Delivered pixel-perfect, responsive UIs from Figma designs with Tailwind CSS, strict a11y and SEO standards</w:t>
       </w:r>
     </w:p>
     <w:p>
@@ -132,12 +269,15 @@
         <w:pStyle w:val="Heading2"/>
       </w:pPr>
       <w:r>
-        <w:t>KEY PROJECTS</w:t>
+        <w:t>Projects</w:t>
       </w:r>
     </w:p>
     <w:p>
+      <w:pPr>
+        <w:pStyle w:val="Heading3"/>
+      </w:pPr>
       <w:r>
-        <w:t>**Nextly** - Enterprise Headless CMS &amp; SaaS Framework</w:t>
+        <w:t>Nextly - Enterprise Headless CMS &amp; SaaS Framework</w:t>
       </w:r>
     </w:p>
     <w:p>
@@ -145,7 +285,7 @@
         <w:pStyle w:val="ListBullet"/>
       </w:pPr>
       <w:r>
-        <w:t>TypeScript-first CMS framework for content-driven products using Next.js, Drizzle ORM, and TanStack Query</w:t>
+        <w:t>TypeScript-first CMS framework for content-driven products inside Next.js</w:t>
       </w:r>
     </w:p>
     <w:p>
@@ -177,12 +317,15 @@
         <w:pStyle w:val="ListBullet"/>
       </w:pPr>
       <w:r>
-        <w:t>Fully containerized with Docker; CI/CD on Vercel</w:t>
+        <w:t>Fully containerized with Docker; reproducible builds and CI/CD on Vercel</w:t>
       </w:r>
     </w:p>
     <w:p>
+      <w:pPr>
+        <w:pStyle w:val="Heading3"/>
+      </w:pPr>
       <w:r>
-        <w:t>**RextAI** - AI-Powered Content Intelligence Platform</w:t>
+        <w:t>RextAI - AI-Powered Content Intelligence Platform</w:t>
       </w:r>
     </w:p>
     <w:p>
@@ -198,7 +341,7 @@
         <w:pStyle w:val="ListBullet"/>
       </w:pPr>
       <w:r>
-        <w:t>AI article generation editor with keyword input and E-E-A-T optimization controls</w:t>
+        <w:t>AI article generation editor with keyword input and optimization controls</w:t>
       </w:r>
     </w:p>
     <w:p>
@@ -218,8 +361,11 @@
       </w:r>
     </w:p>
     <w:p>
+      <w:pPr>
+        <w:pStyle w:val="Heading3"/>
+      </w:pPr>
       <w:r>
-        <w:t>**HireIQ** - AI-Powered Recruitment &amp; Evaluation Platform</w:t>
+        <w:t>HireIQ - AI-Powered Recruitment &amp; Evaluation Platform</w:t>
       </w:r>
     </w:p>
     <w:p>
@@ -235,7 +381,7 @@
         <w:pStyle w:val="ListBullet"/>
       </w:pPr>
       <w:r>
-        <w:t>Utilizes LangChain, LangGraph, and OpenAI API for intelligent candidate assessment</w:t>
+        <w:t>Utilizes LangChain, LangGraph, and OpenAI API for AI functionality</w:t>
       </w:r>
     </w:p>
     <w:p>
@@ -243,18 +389,23 @@
         <w:pStyle w:val="Heading2"/>
       </w:pPr>
       <w:r>
-        <w:t>EDUCATION</w:t>
+        <w:t>Education</w:t>
+      </w:r>
+    </w:p>
+    <w:p>
+      <w:pPr>
+        <w:pStyle w:val="Heading3"/>
+      </w:pPr>
+      <w:r>
+        <w:t>Bachelor of Science in Computer Science</w:t>
       </w:r>
     </w:p>
     <w:p>
       <w:r>
-        <w:t>**BS in Computer Science** | University of Haripur | Aug 2020 - Aug 2024</w:t>
+        <w:t>University of Haripur | Aug 2020 - Aug 2024</w:t>
       </w:r>
     </w:p>
     <w:p>
-      <w:pPr>
-        <w:pStyle w:val="ListBullet"/>
-      </w:pPr>
       <w:r>
         <w:t>Haripur, Pakistan</w:t>
       </w:r>
@@ -264,13 +415,10 @@
         <w:pStyle w:val="Heading2"/>
       </w:pPr>
       <w:r>
-        <w:t>LANGUAGES</w:t>
+        <w:t>Languages</w:t>
       </w:r>
     </w:p>
     <w:p>
-      <w:pPr>
-        <w:pStyle w:val="ListBullet"/>
-      </w:pPr>
       <w:r>
         <w:t>English, Urdu</w:t>
       </w:r>
